--- a/submission/01_postgres_provisioning_least_privilege.docx
+++ b/submission/01_postgres_provisioning_least_privilege.docx
@@ -9,7 +9,7 @@
           <w:color w:val="122F57"/>
           <w:sz w:val="36"/>
         </w:rPr>
-        <w:t>Mal Account Service Platform</w:t>
+        <w:t>Bank Account Service Platform</w:t>
       </w:r>
     </w:p>
     <w:p>
@@ -28,7 +28,7 @@
     </w:p>
     <w:p>
       <w:r>
-        <w:t>Context: Mal is treated as an early-stage bank. The design favours fast, boring delivery paths with reliability controls that protect customer trust, account-read availability, and operational speed.</w:t>
+        <w:t>Context: an anonymized bank is treated as an early-stage bank. The design favours fast, boring delivery paths with reliability controls that protect customer trust, account-read availability, and operational speed.</w:t>
       </w:r>
     </w:p>
     <w:p>
@@ -231,7 +231,7 @@
         <w:pStyle w:val="CodeBlock"/>
       </w:pPr>
       <w:r>
-        <w:t>-- mal_account_app is the application runtime role, not an owner or migration role.</w:t>
+        <w:t>-- bank_account_app is the application runtime role, not an owner or migration role.</w:t>
       </w:r>
     </w:p>
     <w:p>
@@ -271,7 +271,7 @@
         <w:pStyle w:val="CodeBlock"/>
       </w:pPr>
       <w:r>
-        <w:t xml:space="preserve">  CREATE ROLE mal_account_app</w:t>
+        <w:t xml:space="preserve">  CREATE ROLE bank_account_app</w:t>
       </w:r>
     </w:p>
     <w:p>
@@ -327,7 +327,7 @@
         <w:pStyle w:val="CodeBlock"/>
       </w:pPr>
       <w:r>
-        <w:t xml:space="preserve">  RAISE NOTICE 'Role mal_account_app already exists';</w:t>
+        <w:t xml:space="preserve">  RAISE NOTICE 'Role bank_account_app already exists';</w:t>
       </w:r>
     </w:p>
     <w:p>
@@ -367,7 +367,7 @@
         <w:pStyle w:val="CodeBlock"/>
       </w:pPr>
       <w:r>
-        <w:t>GRANT CONNECT ON DATABASE mal_accounts TO mal_account_app;</w:t>
+        <w:t>GRANT CONNECT ON DATABASE bank_accounts TO bank_account_app;</w:t>
       </w:r>
     </w:p>
     <w:p>
@@ -375,7 +375,7 @@
         <w:pStyle w:val="CodeBlock"/>
       </w:pPr>
       <w:r>
-        <w:t>GRANT USAGE ON SCHEMA public TO mal_account_app;</w:t>
+        <w:t>GRANT USAGE ON SCHEMA public TO bank_account_app;</w:t>
       </w:r>
     </w:p>
     <w:p>
@@ -399,7 +399,7 @@
         <w:pStyle w:val="CodeBlock"/>
       </w:pPr>
       <w:r>
-        <w:t>GRANT SELECT, INSERT, UPDATE ON accounts TO mal_account_app;</w:t>
+        <w:t>GRANT SELECT, INSERT, UPDATE ON accounts TO bank_account_app;</w:t>
       </w:r>
     </w:p>
     <w:p>
@@ -423,7 +423,7 @@
         <w:pStyle w:val="CodeBlock"/>
       </w:pPr>
       <w:r>
-        <w:t>GRANT SELECT, INSERT ON audit_events TO mal_account_app;</w:t>
+        <w:t>GRANT SELECT, INSERT ON audit_events TO bank_account_app;</w:t>
       </w:r>
     </w:p>
     <w:p>
@@ -431,7 +431,7 @@
         <w:pStyle w:val="CodeBlock"/>
       </w:pPr>
       <w:r>
-        <w:t>GRANT SELECT, INSERT ON processed_events TO mal_account_app;</w:t>
+        <w:t>GRANT SELECT, INSERT ON processed_events TO bank_account_app;</w:t>
       </w:r>
     </w:p>
     <w:p>
@@ -455,7 +455,7 @@
         <w:pStyle w:val="CodeBlock"/>
       </w:pPr>
       <w:r>
-        <w:t>GRANT USAGE ON SEQUENCE audit_events_id_seq TO mal_account_app;</w:t>
+        <w:t>GRANT USAGE ON SEQUENCE audit_events_id_seq TO bank_account_app;</w:t>
       </w:r>
     </w:p>
     <w:p>
@@ -495,7 +495,7 @@
         <w:pStyle w:val="CodeBlock"/>
       </w:pPr>
       <w:r>
-        <w:t>: "${MAL_ACCOUNT_APP_PASSWORD:?set MAL_ACCOUNT_APP_PASSWORD for local Postgres bootstrap}"</w:t>
+        <w:t>: "${BANK_ACCOUNT_APP_PASSWORD:?set BANK_ACCOUNT_APP_PASSWORD for local Postgres bootstrap}"</w:t>
       </w:r>
     </w:p>
     <w:p>
@@ -535,7 +535,7 @@
         <w:pStyle w:val="CodeBlock"/>
       </w:pPr>
       <w:r>
-        <w:t xml:space="preserve">  -v app_password="$MAL_ACCOUNT_APP_PASSWORD" &lt;&lt;'SQL'</w:t>
+        <w:t xml:space="preserve">  -v app_password="$BANK_ACCOUNT_APP_PASSWORD" &lt;&lt;'SQL'</w:t>
       </w:r>
     </w:p>
     <w:p>
@@ -543,7 +543,7 @@
         <w:pStyle w:val="CodeBlock"/>
       </w:pPr>
       <w:r>
-        <w:t>ALTER ROLE mal_account_app WITH PASSWORD :'app_password';</w:t>
+        <w:t>ALTER ROLE bank_account_app WITH PASSWORD :'app_password';</w:t>
       </w:r>
     </w:p>
     <w:p>
